--- a/Workshops/Workshop 4 - Diagnosing LM with continuous predictors/Workshop-4---Diagnosing-LM-with-a-continuous-predictor.docx
+++ b/Workshops/Workshop 4 - Diagnosing LM with continuous predictors/Workshop-4---Diagnosing-LM-with-a-continuous-predictor.docx
@@ -101,7 +101,7 @@
         <w:t xml:space="preserve"> </w:t>
       </w:r>
       <w:r>
-        <w:t xml:space="preserve">2024-09-17</w:t>
+        <w:t xml:space="preserve">2025-08-24</w:t>
       </w:r>
     </w:p>
     <w:sdt>
@@ -636,13 +636,13 @@
       </w:r>
     </w:p>
     <w:bookmarkEnd w:id="22"/>
-    <w:bookmarkStart w:id="70" w:name="diagnosing-the-four-horseman"/>
+    <w:bookmarkStart w:id="70" w:name="diagnosing-the-four-horsemen"/>
     <w:p>
       <w:pPr>
         <w:pStyle w:val="Heading1"/>
       </w:pPr>
       <w:r>
-        <w:t xml:space="preserve">Diagnosing the four horseman</w:t>
+        <w:t xml:space="preserve">Diagnosing the four horsemen</w:t>
       </w:r>
     </w:p>
     <w:p>
@@ -659,7 +659,7 @@
         <w:t xml:space="preserve">“</w:t>
       </w:r>
       <w:r>
-        <w:t xml:space="preserve">four horseman</w:t>
+        <w:t xml:space="preserve">four horsemen</w:t>
       </w:r>
       <w:r>
         <w:t xml:space="preserve">”</w:t>
@@ -668,7 +668,7 @@
         <w:t xml:space="preserve"> </w:t>
       </w:r>
       <w:r>
-        <w:t xml:space="preserve">(of the apocalypse) plots. The code to fo this is relatively straightforward: you just need to</w:t>
+        <w:t xml:space="preserve">(of the apocalypse) plots. The code to for this is relatively straightforward: you just need to</w:t>
       </w:r>
       <w:r>
         <w:t xml:space="preserve"> </w:t>
@@ -1175,6 +1175,15 @@
         </w:rPr>
         <w:t xml:space="preserve">predicted</w:t>
       </w:r>
+      <w:r>
+        <w:br/>
+      </w:r>
+      <w:r>
+        <w:rPr>
+          <w:rStyle w:val="CommentTok"/>
+        </w:rPr>
+        <w:t xml:space="preserve"># Or we could use residuals(boto_model)</w:t>
+      </w:r>
     </w:p>
     <w:p>
       <w:pPr>
@@ -1935,7 +1944,7 @@
         <w:pStyle w:val="BodyText"/>
       </w:pPr>
       <w:r>
-        <w:t xml:space="preserve">This means that the Scale-Location plot provides another opportunity to check the same assumptions that the Residuals vs Fitted plot did but in a different way. The reason for having both plots is that sometimes one plot may make diagnosing issues easier than the other. For example, the Residuals vs Fitted can may spotting non-linearity a bit easier, while the Scale-Location can make checking for equal variance a bit easier. It’s often worth checking both.</w:t>
+        <w:t xml:space="preserve">This means that the Scale-Location plot provides another opportunity to check the same assumptions that the Residuals vs Fitted plot did but in a different way. The reason for having both plots is that sometimes one plot may make diagnosing issues easier than the other. For example, the Residuals vs Fitted can make spotting non-linearity a bit easier, while the Scale-Location can make checking for equal variance a bit easier. It’s often worth checking both.</w:t>
       </w:r>
     </w:p>
     <w:bookmarkEnd w:id="50"/>
@@ -2012,7 +2021,7 @@
         <w:pStyle w:val="BodyText"/>
       </w:pPr>
       <w:r>
-        <w:t xml:space="preserve">Regardless, the Q-Q plot helps us assess this assumption by comparing the distribution of the residuals to am</w:t>
+        <w:t xml:space="preserve">Regardless, the Q-Q plot helps us assess this assumption by comparing the distribution of the residuals to an</w:t>
       </w:r>
       <w:r>
         <w:t xml:space="preserve"> </w:t>
@@ -2709,22 +2718,9 @@
         </w:rPr>
         <w:t xml:space="preserve">(performance)</w:t>
       </w:r>
-    </w:p>
-    <w:p>
-      <w:pPr>
-        <w:pStyle w:val="SourceCode"/>
-      </w:pPr>
-      <w:r>
-        <w:rPr>
-          <w:rStyle w:val="VerbatimChar"/>
-        </w:rPr>
-        <w:t xml:space="preserve">## Warning: package 'performance' was built under R version 4.3.3</w:t>
-      </w:r>
-    </w:p>
-    <w:p>
-      <w:pPr>
-        <w:pStyle w:val="SourceCode"/>
-      </w:pPr>
+      <w:r>
+        <w:br/>
+      </w:r>
       <w:r>
         <w:rPr>
           <w:rStyle w:val="FunctionTok"/>
@@ -3317,7 +3313,7 @@
 </file>
 
 <file path=word/numbering.xml><?xml version="1.0" encoding="utf-8"?>
-<w:numbering xmlns:aink="http://schemas.microsoft.com/office/drawing/2016/ink" xmlns:am3d="http://schemas.microsoft.com/office/drawing/2017/model3d" xmlns:cx="http://schemas.microsoft.com/office/drawing/2014/chartex" xmlns:cx1="http://schemas.microsoft.com/office/drawing/2015/9/8/chartex" xmlns:cx2="http://schemas.microsoft.com/office/drawing/2015/10/21/chartex" xmlns:cx3="http://schemas.microsoft.com/office/drawing/2016/5/9/chartex" xmlns:cx4="http://schemas.microsoft.com/office/drawing/2016/5/10/chartex" xmlns:cx5="http://schemas.microsoft.com/office/drawing/2016/5/11/chartex" xmlns:cx6="http://schemas.microsoft.com/office/drawing/2016/5/12/chartex" xmlns:cx7="http://schemas.microsoft.com/office/drawing/2016/5/13/chartex" xmlns:cx8="http://schemas.microsoft.com/office/drawing/2016/5/14/chartex" xmlns:m="http://schemas.openxmlformats.org/officeDocument/2006/math" xmlns:mc="http://schemas.openxmlformats.org/markup-compatibility/2006" xmlns:o="urn:schemas-microsoft-com:office:office" xmlns:oel="http://schemas.microsoft.com/office/2019/extlst" xmlns:r="http://schemas.openxmlformats.org/officeDocument/2006/relationships" xmlns:v="urn:schemas-microsoft-com:vml" xmlns:w="http://schemas.openxmlformats.org/wordprocessingml/2006/main" xmlns:w10="urn:schemas-microsoft-com:office:word" xmlns:w14="http://schemas.microsoft.com/office/word/2010/wordml" xmlns:w15="http://schemas.microsoft.com/office/word/2012/wordml" xmlns:w16="http://schemas.microsoft.com/office/word/2018/wordml" xmlns:w16cex="http://schemas.microsoft.com/office/word/2018/wordml/cex" xmlns:w16cid="http://schemas.microsoft.com/office/word/2016/wordml/cid" xmlns:w16du="http://schemas.microsoft.com/office/word/2023/wordml/word16du" xmlns:w16sdtdh="http://schemas.microsoft.com/office/word/2020/wordml/sdtdatahash" xmlns:w16se="http://schemas.microsoft.com/office/word/2015/wordml/symex" xmlns:wne="http://schemas.microsoft.com/office/word/2006/wordml" xmlns:wp="http://schemas.openxmlformats.org/drawingml/2006/wordprocessingDrawing" xmlns:wp14="http://schemas.microsoft.com/office/word/2010/wordprocessingDrawing" xmlns:wpc="http://schemas.microsoft.com/office/word/2010/wordprocessingCanvas" xmlns:wpg="http://schemas.microsoft.com/office/word/2010/wordprocessingGroup" xmlns:wpi="http://schemas.microsoft.com/office/word/2010/wordprocessingInk" xmlns:wps="http://schemas.microsoft.com/office/word/2010/wordprocessingShape" mc:Ignorable="w14 w15 w16se w16cid w16 w16cex w16sdtdh w16du wp14">
+<w:numbering xmlns:aink="http://schemas.microsoft.com/office/drawing/2016/ink" xmlns:am3d="http://schemas.microsoft.com/office/drawing/2017/model3d" xmlns:cx="http://schemas.microsoft.com/office/drawing/2014/chartex" xmlns:cx1="http://schemas.microsoft.com/office/drawing/2015/9/8/chartex" xmlns:cx2="http://schemas.microsoft.com/office/drawing/2015/10/21/chartex" xmlns:cx3="http://schemas.microsoft.com/office/drawing/2016/5/9/chartex" xmlns:cx4="http://schemas.microsoft.com/office/drawing/2016/5/10/chartex" xmlns:cx5="http://schemas.microsoft.com/office/drawing/2016/5/11/chartex" xmlns:cx6="http://schemas.microsoft.com/office/drawing/2016/5/12/chartex" xmlns:cx7="http://schemas.microsoft.com/office/drawing/2016/5/13/chartex" xmlns:cx8="http://schemas.microsoft.com/office/drawing/2016/5/14/chartex" xmlns:m="http://schemas.openxmlformats.org/officeDocument/2006/math" xmlns:mc="http://schemas.openxmlformats.org/markup-compatibility/2006" xmlns:o="urn:schemas-microsoft-com:office:office" xmlns:oel="http://schemas.microsoft.com/office/2019/extlst" xmlns:r="http://schemas.openxmlformats.org/officeDocument/2006/relationships" xmlns:v="urn:schemas-microsoft-com:vml" xmlns:w="http://schemas.openxmlformats.org/wordprocessingml/2006/main" xmlns:w10="urn:schemas-microsoft-com:office:word" xmlns:w14="http://schemas.microsoft.com/office/word/2010/wordml" xmlns:w15="http://schemas.microsoft.com/office/word/2012/wordml" xmlns:w16="http://schemas.microsoft.com/office/word/2018/wordml" xmlns:w16cex="http://schemas.microsoft.com/office/word/2018/wordml/cex" xmlns:w16cid="http://schemas.microsoft.com/office/word/2016/wordml/cid" xmlns:w16du="http://schemas.microsoft.com/office/word/2023/wordml/word16du" xmlns:w16sdtdh="http://schemas.microsoft.com/office/word/2020/wordml/sdtdatahash" xmlns:w16sdtfl="http://schemas.microsoft.com/office/word/2024/wordml/sdtformatlock" xmlns:w16se="http://schemas.microsoft.com/office/word/2015/wordml/symex" xmlns:wne="http://schemas.microsoft.com/office/word/2006/wordml" xmlns:wp="http://schemas.openxmlformats.org/drawingml/2006/wordprocessingDrawing" xmlns:wp14="http://schemas.microsoft.com/office/word/2010/wordprocessingDrawing" xmlns:wpc="http://schemas.microsoft.com/office/word/2010/wordprocessingCanvas" xmlns:wpg="http://schemas.microsoft.com/office/word/2010/wordprocessingGroup" xmlns:wpi="http://schemas.microsoft.com/office/word/2010/wordprocessingInk" xmlns:wps="http://schemas.microsoft.com/office/word/2010/wordprocessingShape" mc:Ignorable="w14 w15 w16se w16cid w16 w16cex w16sdtdh w16sdtfl w16du wp14">
   <w:abstractNum w15:restartNumberingAfterBreak="0" w:abstractNumId="0">
     <w:nsid w:val="0000A990"/>
     <w:multiLevelType w:val="multilevel"/>
@@ -3852,7 +3848,7 @@
 </file>
 
 <file path=word/styles.xml><?xml version="1.0" encoding="utf-8"?>
-<w:styles xmlns:mc="http://schemas.openxmlformats.org/markup-compatibility/2006" xmlns:r="http://schemas.openxmlformats.org/officeDocument/2006/relationships" xmlns:w="http://schemas.openxmlformats.org/wordprocessingml/2006/main" xmlns:w14="http://schemas.microsoft.com/office/word/2010/wordml" xmlns:w15="http://schemas.microsoft.com/office/word/2012/wordml" xmlns:w16="http://schemas.microsoft.com/office/word/2018/wordml" xmlns:w16cex="http://schemas.microsoft.com/office/word/2018/wordml/cex" xmlns:w16cid="http://schemas.microsoft.com/office/word/2016/wordml/cid" xmlns:w16du="http://schemas.microsoft.com/office/word/2023/wordml/word16du" xmlns:w16sdtdh="http://schemas.microsoft.com/office/word/2020/wordml/sdtdatahash" xmlns:w16se="http://schemas.microsoft.com/office/word/2015/wordml/symex" mc:Ignorable="w14 w15 w16se w16cid w16 w16cex w16sdtdh w16du">
+<w:styles xmlns:mc="http://schemas.openxmlformats.org/markup-compatibility/2006" xmlns:r="http://schemas.openxmlformats.org/officeDocument/2006/relationships" xmlns:w="http://schemas.openxmlformats.org/wordprocessingml/2006/main" xmlns:w14="http://schemas.microsoft.com/office/word/2010/wordml" xmlns:w15="http://schemas.microsoft.com/office/word/2012/wordml" xmlns:w16="http://schemas.microsoft.com/office/word/2018/wordml" xmlns:w16cex="http://schemas.microsoft.com/office/word/2018/wordml/cex" xmlns:w16cid="http://schemas.microsoft.com/office/word/2016/wordml/cid" xmlns:w16du="http://schemas.microsoft.com/office/word/2023/wordml/word16du" xmlns:w16sdtdh="http://schemas.microsoft.com/office/word/2020/wordml/sdtdatahash" xmlns:w16sdtfl="http://schemas.microsoft.com/office/word/2024/wordml/sdtformatlock" xmlns:w16se="http://schemas.microsoft.com/office/word/2015/wordml/symex" mc:Ignorable="w14 w15 w16se w16cid w16 w16cex w16sdtdh w16sdtfl w16du">
   <w:docDefaults>
     <w:rPrDefault>
       <w:rPr>
@@ -4546,9 +4542,10 @@
     <w:name w:val="Verbatim Char"/>
     <w:basedOn w:val="CaptionChar"/>
     <w:link w:val="SourceCode"/>
-    <w:rsid w:val="00F34E30"/>
+    <w:rsid w:val="00796E50"/>
     <w:rPr>
       <w:rFonts w:ascii="Consolas" w:hAnsi="Consolas"/>
+      <w:sz w:val="22"/>
       <w:shd w:color="auto" w:fill="F8F8F8" w:val="clear"/>
     </w:rPr>
   </w:style>
@@ -4593,10 +4590,11 @@
     <w:name w:val="Source Code"/>
     <w:basedOn w:val="Normal"/>
     <w:link w:val="VerbatimChar"/>
-    <w:rsid w:val="00F34E30"/>
+    <w:rsid w:val="00796E50"/>
     <w:pPr>
       <w:shd w:color="auto" w:fill="F8F8F8" w:val="clear"/>
       <w:wordWrap w:val="0"/>
+      <w:textboxTightWrap w:val="allLines"/>
     </w:pPr>
     <w:rPr>
       <w:rFonts w:ascii="Consolas" w:hAnsi="Consolas"/>
@@ -4609,6 +4607,7 @@
       <w:rFonts w:ascii="Consolas" w:hAnsi="Consolas"/>
       <w:b/>
       <w:color w:val="204A87"/>
+      <w:sz w:val="22"/>
       <w:shd w:color="auto" w:fill="F8F8F8" w:val="clear"/>
     </w:rPr>
   </w:style>
@@ -4618,6 +4617,7 @@
     <w:rPr>
       <w:rFonts w:ascii="Consolas" w:hAnsi="Consolas"/>
       <w:color w:val="204A87"/>
+      <w:sz w:val="22"/>
       <w:shd w:color="auto" w:fill="F8F8F8" w:val="clear"/>
     </w:rPr>
   </w:style>
@@ -4627,6 +4627,7 @@
     <w:rPr>
       <w:rFonts w:ascii="Consolas" w:hAnsi="Consolas"/>
       <w:color w:val="0000CF"/>
+      <w:sz w:val="22"/>
       <w:shd w:color="auto" w:fill="F8F8F8" w:val="clear"/>
     </w:rPr>
   </w:style>
@@ -4636,6 +4637,7 @@
     <w:rPr>
       <w:rFonts w:ascii="Consolas" w:hAnsi="Consolas"/>
       <w:color w:val="0000CF"/>
+      <w:sz w:val="22"/>
       <w:shd w:color="auto" w:fill="F8F8F8" w:val="clear"/>
     </w:rPr>
   </w:style>
@@ -4645,6 +4647,7 @@
     <w:rPr>
       <w:rFonts w:ascii="Consolas" w:hAnsi="Consolas"/>
       <w:color w:val="0000CF"/>
+      <w:sz w:val="22"/>
       <w:shd w:color="auto" w:fill="F8F8F8" w:val="clear"/>
     </w:rPr>
   </w:style>
@@ -4655,6 +4658,7 @@
     <w:rPr>
       <w:rFonts w:ascii="Consolas" w:hAnsi="Consolas"/>
       <w:color w:themeColor="accent2" w:themeShade="BF" w:val="943634"/>
+      <w:sz w:val="22"/>
       <w:shd w:color="auto" w:fill="F8F8F8" w:val="clear"/>
     </w:rPr>
   </w:style>
@@ -4664,6 +4668,7 @@
     <w:rPr>
       <w:rFonts w:ascii="Consolas" w:hAnsi="Consolas"/>
       <w:color w:val="4E9A06"/>
+      <w:sz w:val="22"/>
       <w:shd w:color="auto" w:fill="F8F8F8" w:val="clear"/>
     </w:rPr>
   </w:style>
@@ -4674,6 +4679,7 @@
       <w:rFonts w:ascii="Consolas" w:hAnsi="Consolas"/>
       <w:b/>
       <w:color w:val="CE5C00"/>
+      <w:sz w:val="22"/>
       <w:shd w:color="auto" w:fill="F8F8F8" w:val="clear"/>
     </w:rPr>
   </w:style>
@@ -4683,6 +4689,7 @@
     <w:rPr>
       <w:rFonts w:ascii="Consolas" w:hAnsi="Consolas"/>
       <w:color w:val="4E9A06"/>
+      <w:sz w:val="22"/>
       <w:shd w:color="auto" w:fill="F8F8F8" w:val="clear"/>
     </w:rPr>
   </w:style>
@@ -4692,6 +4699,7 @@
     <w:rPr>
       <w:rFonts w:ascii="Consolas" w:hAnsi="Consolas"/>
       <w:color w:val="4E9A06"/>
+      <w:sz w:val="22"/>
       <w:shd w:color="auto" w:fill="F8F8F8" w:val="clear"/>
     </w:rPr>
   </w:style>
@@ -4701,6 +4709,7 @@
     <w:rPr>
       <w:rFonts w:ascii="Consolas" w:hAnsi="Consolas"/>
       <w:color w:val="4E9A06"/>
+      <w:sz w:val="22"/>
       <w:shd w:color="auto" w:fill="F8F8F8" w:val="clear"/>
     </w:rPr>
   </w:style>
@@ -4709,6 +4718,7 @@
     <w:basedOn w:val="VerbatimChar"/>
     <w:rPr>
       <w:rFonts w:ascii="Consolas" w:hAnsi="Consolas"/>
+      <w:sz w:val="22"/>
       <w:shd w:color="auto" w:fill="F8F8F8" w:val="clear"/>
     </w:rPr>
   </w:style>
@@ -4720,6 +4730,7 @@
       <w:rFonts w:ascii="Consolas" w:hAnsi="Consolas"/>
       <w:i/>
       <w:color w:themeColor="accent4" w:themeTint="99" w:val="B2A1C7"/>
+      <w:sz w:val="22"/>
       <w:shd w:color="auto" w:fill="F8F8F8" w:val="clear"/>
     </w:rPr>
   </w:style>
@@ -4731,6 +4742,7 @@
       <w:b/>
       <w:i/>
       <w:color w:val="8F5902"/>
+      <w:sz w:val="22"/>
       <w:shd w:color="auto" w:fill="F8F8F8" w:val="clear"/>
     </w:rPr>
   </w:style>
@@ -4742,6 +4754,7 @@
       <w:b/>
       <w:i/>
       <w:color w:val="8F5902"/>
+      <w:sz w:val="22"/>
       <w:shd w:color="auto" w:fill="F8F8F8" w:val="clear"/>
     </w:rPr>
   </w:style>
@@ -4753,6 +4766,7 @@
       <w:b/>
       <w:i/>
       <w:color w:val="8F5902"/>
+      <w:sz w:val="22"/>
       <w:shd w:color="auto" w:fill="F8F8F8" w:val="clear"/>
     </w:rPr>
   </w:style>
@@ -4762,6 +4776,7 @@
     <w:rPr>
       <w:rFonts w:ascii="Consolas" w:hAnsi="Consolas"/>
       <w:color w:val="8F5902"/>
+      <w:sz w:val="22"/>
       <w:shd w:color="auto" w:fill="F8F8F8" w:val="clear"/>
     </w:rPr>
   </w:style>
@@ -4773,6 +4788,7 @@
       <w:rFonts w:ascii="Consolas" w:hAnsi="Consolas"/>
       <w:b/>
       <w:color w:themeColor="accent6" w:val="F79646"/>
+      <w:sz w:val="22"/>
       <w:shd w:color="auto" w:fill="F8F8F8" w:val="clear"/>
     </w:rPr>
   </w:style>
@@ -4782,6 +4798,7 @@
     <w:rPr>
       <w:rFonts w:ascii="Consolas" w:hAnsi="Consolas"/>
       <w:color w:val="000000"/>
+      <w:sz w:val="22"/>
       <w:shd w:color="auto" w:fill="F8F8F8" w:val="clear"/>
     </w:rPr>
   </w:style>
@@ -4792,6 +4809,7 @@
       <w:rFonts w:ascii="Consolas" w:hAnsi="Consolas"/>
       <w:b/>
       <w:color w:val="204A87"/>
+      <w:sz w:val="22"/>
       <w:shd w:color="auto" w:fill="F8F8F8" w:val="clear"/>
     </w:rPr>
   </w:style>
@@ -4802,6 +4820,7 @@
       <w:rFonts w:ascii="Consolas" w:hAnsi="Consolas"/>
       <w:b/>
       <w:color w:val="CE5C00"/>
+      <w:sz w:val="22"/>
       <w:shd w:color="auto" w:fill="F8F8F8" w:val="clear"/>
     </w:rPr>
   </w:style>
@@ -4810,6 +4829,7 @@
     <w:basedOn w:val="VerbatimChar"/>
     <w:rPr>
       <w:rFonts w:ascii="Consolas" w:hAnsi="Consolas"/>
+      <w:sz w:val="22"/>
       <w:shd w:color="auto" w:fill="F8F8F8" w:val="clear"/>
     </w:rPr>
   </w:style>
@@ -4818,6 +4838,7 @@
     <w:basedOn w:val="VerbatimChar"/>
     <w:rPr>
       <w:rFonts w:ascii="Consolas" w:hAnsi="Consolas"/>
+      <w:sz w:val="22"/>
       <w:shd w:color="auto" w:fill="F8F8F8" w:val="clear"/>
     </w:rPr>
   </w:style>
@@ -4828,6 +4849,7 @@
       <w:rFonts w:ascii="Consolas" w:hAnsi="Consolas"/>
       <w:i/>
       <w:color w:val="8F5902"/>
+      <w:sz w:val="22"/>
       <w:shd w:color="auto" w:fill="F8F8F8" w:val="clear"/>
     </w:rPr>
   </w:style>
@@ -4837,6 +4859,7 @@
     <w:rPr>
       <w:rFonts w:ascii="Consolas" w:hAnsi="Consolas"/>
       <w:color w:val="204A87"/>
+      <w:sz w:val="22"/>
       <w:shd w:color="auto" w:fill="F8F8F8" w:val="clear"/>
     </w:rPr>
   </w:style>
@@ -4845,6 +4868,7 @@
     <w:basedOn w:val="VerbatimChar"/>
     <w:rPr>
       <w:rFonts w:ascii="Consolas" w:hAnsi="Consolas"/>
+      <w:sz w:val="22"/>
       <w:shd w:color="auto" w:fill="F8F8F8" w:val="clear"/>
     </w:rPr>
   </w:style>
@@ -4856,6 +4880,7 @@
       <w:b/>
       <w:i/>
       <w:color w:val="8F5902"/>
+      <w:sz w:val="22"/>
       <w:shd w:color="auto" w:fill="F8F8F8" w:val="clear"/>
     </w:rPr>
   </w:style>
@@ -4867,6 +4892,7 @@
       <w:b/>
       <w:i/>
       <w:color w:val="8F5902"/>
+      <w:sz w:val="22"/>
       <w:shd w:color="auto" w:fill="F8F8F8" w:val="clear"/>
     </w:rPr>
   </w:style>
@@ -4876,6 +4902,7 @@
     <w:rPr>
       <w:rFonts w:ascii="Consolas" w:hAnsi="Consolas"/>
       <w:color w:val="EF2929"/>
+      <w:sz w:val="22"/>
       <w:shd w:color="auto" w:fill="F8F8F8" w:val="clear"/>
     </w:rPr>
   </w:style>
@@ -4886,6 +4913,7 @@
       <w:rFonts w:ascii="Consolas" w:hAnsi="Consolas"/>
       <w:b/>
       <w:color w:val="A40000"/>
+      <w:sz w:val="22"/>
       <w:shd w:color="auto" w:fill="F8F8F8" w:val="clear"/>
     </w:rPr>
   </w:style>
@@ -4896,6 +4924,7 @@
     <w:rPr>
       <w:rFonts w:ascii="Consolas" w:hAnsi="Consolas"/>
       <w:color w:themeColor="text1" w:themeTint="F2" w:val="0D0D0D"/>
+      <w:sz w:val="22"/>
       <w:shd w:color="auto" w:fill="F8F8F8" w:val="clear"/>
     </w:rPr>
   </w:style>

--- a/Workshops/Workshop 4 - Diagnosing LM with continuous predictors/Workshop-4---Diagnosing-LM-with-a-continuous-predictor.docx
+++ b/Workshops/Workshop 4 - Diagnosing LM with continuous predictors/Workshop-4---Diagnosing-LM-with-a-continuous-predictor.docx
@@ -101,7 +101,7 @@
         <w:t xml:space="preserve"> </w:t>
       </w:r>
       <w:r>
-        <w:t xml:space="preserve">2025-08-24</w:t>
+        <w:t xml:space="preserve">2025-09-04</w:t>
       </w:r>
     </w:p>
     <w:sdt>
@@ -2856,7 +2856,211 @@
     </w:p>
     <w:bookmarkEnd w:id="75"/>
     <w:bookmarkEnd w:id="76"/>
-    <w:bookmarkStart w:id="77" w:name="assumption-table"/>
+    <w:bookmarkStart w:id="78" w:name="a-disturbance-in-the-force"/>
+    <w:p>
+      <w:pPr>
+        <w:pStyle w:val="Heading1"/>
+      </w:pPr>
+      <w:r>
+        <w:t xml:space="preserve">A Disturbance in the Force</w:t>
+      </w:r>
+    </w:p>
+    <w:p>
+      <w:pPr>
+        <w:pStyle w:val="FirstParagraph"/>
+      </w:pPr>
+      <w:r>
+        <w:t xml:space="preserve">To finish off this workshop, there is a final dataset that you will need to 1) carry out an EDA, 2) build and fit a model to answer a research question, 3) diagnose the model fit, and 4) create a figure to show your predicted relationship. You will have no</w:t>
+      </w:r>
+    </w:p>
+    <w:p>
+      <w:pPr>
+        <w:pStyle w:val="BodyText"/>
+      </w:pPr>
+      <w:r>
+        <w:t xml:space="preserve">This data comes from the Cairngorms National Park, where researchers wanted to quantify how much dogs (that were being walked without a leash, i.e. able to go anywhere) disturbed mammalian species in the park (including fox, badgers, red and roe deer, marten, stoat, weasles and red squirrels). To do so, they placed cameras adjacent to trail paths to record how long mammalian species remained on camera. Observers would then stay on the path and note how many dogs without a leash passed in a six hour window.</w:t>
+      </w:r>
+    </w:p>
+    <w:p>
+      <w:pPr>
+        <w:pStyle w:val="BodyText"/>
+      </w:pPr>
+      <w:r>
+        <w:t xml:space="preserve">The dataset contains:</w:t>
+      </w:r>
+    </w:p>
+    <w:p>
+      <w:pPr>
+        <w:numPr>
+          <w:ilvl w:val="0"/>
+          <w:numId w:val="1004"/>
+        </w:numPr>
+        <w:pStyle w:val="Compact"/>
+      </w:pPr>
+      <w:r>
+        <w:rPr>
+          <w:rStyle w:val="VerbatimChar"/>
+        </w:rPr>
+        <w:t xml:space="preserve">seconds</w:t>
+      </w:r>
+      <w:r>
+        <w:t xml:space="preserve">: The total time (in seconds) that UK mammals spent in view of a camera trap in a six hour period</w:t>
+      </w:r>
+    </w:p>
+    <w:p>
+      <w:pPr>
+        <w:numPr>
+          <w:ilvl w:val="0"/>
+          <w:numId w:val="1004"/>
+        </w:numPr>
+        <w:pStyle w:val="Compact"/>
+      </w:pPr>
+      <w:r>
+        <w:rPr>
+          <w:rStyle w:val="VerbatimChar"/>
+        </w:rPr>
+        <w:t xml:space="preserve">dogs</w:t>
+      </w:r>
+      <w:r>
+        <w:t xml:space="preserve">: The number of dogs that were observed walking without a leash in a six hour period</w:t>
+      </w:r>
+    </w:p>
+    <w:bookmarkStart w:id="77" w:name="question-set-three"/>
+    <w:p>
+      <w:pPr>
+        <w:pStyle w:val="Heading2"/>
+      </w:pPr>
+      <w:r>
+        <w:t xml:space="preserve">Question Set Three</w:t>
+      </w:r>
+    </w:p>
+    <w:p>
+      <w:pPr>
+        <w:numPr>
+          <w:ilvl w:val="0"/>
+          <w:numId w:val="1005"/>
+        </w:numPr>
+      </w:pPr>
+      <w:r>
+        <w:t xml:space="preserve">Carry out an EDA. Do you notice any potential issues?</w:t>
+      </w:r>
+    </w:p>
+    <w:p>
+      <w:pPr>
+        <w:numPr>
+          <w:ilvl w:val="0"/>
+          <w:numId w:val="1005"/>
+        </w:numPr>
+      </w:pPr>
+      <w:r>
+        <w:t xml:space="preserve">What is the range in numbers dogs that were walked off the leash?</w:t>
+      </w:r>
+    </w:p>
+    <w:p>
+      <w:pPr>
+        <w:numPr>
+          <w:ilvl w:val="0"/>
+          <w:numId w:val="1005"/>
+        </w:numPr>
+      </w:pPr>
+      <w:r>
+        <w:t xml:space="preserve">If you have found any issues (hint, there is one issue), how should it be corrected?</w:t>
+      </w:r>
+      <w:r>
+        <w:t xml:space="preserve"> </w:t>
+      </w:r>
+      <w:r>
+        <w:rPr>
+          <w:bCs/>
+          <w:b/>
+        </w:rPr>
+        <w:t xml:space="preserve">Do not make any changes to the data yet.</w:t>
+      </w:r>
+    </w:p>
+    <w:p>
+      <w:pPr>
+        <w:numPr>
+          <w:ilvl w:val="0"/>
+          <w:numId w:val="1005"/>
+        </w:numPr>
+      </w:pPr>
+      <w:r>
+        <w:t xml:space="preserve">If the researchers want to understand the impact that dogs have on mammals, would</w:t>
+      </w:r>
+      <w:r>
+        <w:t xml:space="preserve"> </w:t>
+      </w:r>
+      <w:r>
+        <w:rPr>
+          <w:rStyle w:val="VerbatimChar"/>
+        </w:rPr>
+        <w:t xml:space="preserve">dogs</w:t>
+      </w:r>
+      <w:r>
+        <w:t xml:space="preserve"> </w:t>
+      </w:r>
+      <w:r>
+        <w:t xml:space="preserve">the explanatory variable or the response variable in the model?</w:t>
+      </w:r>
+    </w:p>
+    <w:p>
+      <w:pPr>
+        <w:numPr>
+          <w:ilvl w:val="0"/>
+          <w:numId w:val="1005"/>
+        </w:numPr>
+      </w:pPr>
+      <w:r>
+        <w:t xml:space="preserve">Fit a model capable of answering the researchers question, then check the diagnostic plots. Which plot suggests an issue?</w:t>
+      </w:r>
+    </w:p>
+    <w:p>
+      <w:pPr>
+        <w:numPr>
+          <w:ilvl w:val="0"/>
+          <w:numId w:val="1005"/>
+        </w:numPr>
+      </w:pPr>
+      <w:r>
+        <w:t xml:space="preserve">Is the observation you noted in 1. the same observation highlighted by the diagnostic plots?</w:t>
+      </w:r>
+    </w:p>
+    <w:p>
+      <w:pPr>
+        <w:numPr>
+          <w:ilvl w:val="0"/>
+          <w:numId w:val="1005"/>
+        </w:numPr>
+      </w:pPr>
+      <w:r>
+        <w:t xml:space="preserve">Correct any observations that require it. Rerun the model with the corrected data. Do the diagnostic plots look sufficient now?</w:t>
+      </w:r>
+    </w:p>
+    <w:p>
+      <w:pPr>
+        <w:numPr>
+          <w:ilvl w:val="0"/>
+          <w:numId w:val="1005"/>
+        </w:numPr>
+      </w:pPr>
+      <w:r>
+        <w:t xml:space="preserve">If you are happy that the model has sufficiently met it’s assumptions, for each additional dog that is not on a leash, what is the change in seconds of mammal activity in a six hour period?</w:t>
+      </w:r>
+    </w:p>
+    <w:p>
+      <w:pPr>
+        <w:numPr>
+          <w:ilvl w:val="0"/>
+          <w:numId w:val="1005"/>
+        </w:numPr>
+      </w:pPr>
+      <w:r>
+        <w:t xml:space="preserve">Are there any remaining assumptions that should cause us to pause?</w:t>
+      </w:r>
+    </w:p>
+    <w:bookmarkEnd w:id="77"/>
+    <w:bookmarkEnd w:id="78"/>
+    <w:bookmarkStart w:id="79" w:name="assumption-table"/>
     <w:p>
       <w:pPr>
         <w:pStyle w:val="Heading1"/>
@@ -3279,7 +3483,7 @@
         </w:tc>
       </w:tr>
     </w:tbl>
-    <w:bookmarkEnd w:id="77"/>
+    <w:bookmarkEnd w:id="79"/>
     <w:sectPr>
       <w:pgSz w:h="15840" w:w="12240"/>
       <w:pgMar w:bottom="1440" w:footer="720" w:gutter="0" w:header="720" w:left="1440" w:right="1440" w:top="1440"/>
@@ -3709,6 +3913,82 @@
       <w:start w:val="1"/>
       <w:numFmt w:val="decimal"/>
       <w:lvlText w:val="%9."/>
+      <w:lvlJc w:val="left"/>
+      <w:pPr>
+        <w:ind w:left="6480" w:hanging="480"/>
+      </w:pPr>
+    </w:lvl>
+  </w:abstractNum>
+  <w:abstractNum w:abstractNumId="991">
+    <w:nsid w:val="A991"/>
+    <w:multiLevelType w:val="multilevel"/>
+    <w:lvl w:ilvl="0">
+      <w:numFmt w:val="bullet"/>
+      <w:lvlText w:val="•"/>
+      <w:lvlJc w:val="left"/>
+      <w:pPr>
+        <w:ind w:left="720" w:hanging="480"/>
+      </w:pPr>
+    </w:lvl>
+    <w:lvl w:ilvl="1">
+      <w:numFmt w:val="bullet"/>
+      <w:lvlText w:val="–"/>
+      <w:lvlJc w:val="left"/>
+      <w:pPr>
+        <w:ind w:left="1440" w:hanging="480"/>
+      </w:pPr>
+    </w:lvl>
+    <w:lvl w:ilvl="2">
+      <w:numFmt w:val="bullet"/>
+      <w:lvlText w:val="•"/>
+      <w:lvlJc w:val="left"/>
+      <w:pPr>
+        <w:ind w:left="2160" w:hanging="480"/>
+      </w:pPr>
+    </w:lvl>
+    <w:lvl w:ilvl="3">
+      <w:numFmt w:val="bullet"/>
+      <w:lvlText w:val="–"/>
+      <w:lvlJc w:val="left"/>
+      <w:pPr>
+        <w:ind w:left="2880" w:hanging="480"/>
+      </w:pPr>
+    </w:lvl>
+    <w:lvl w:ilvl="4">
+      <w:numFmt w:val="bullet"/>
+      <w:lvlText w:val="•"/>
+      <w:lvlJc w:val="left"/>
+      <w:pPr>
+        <w:ind w:left="3600" w:hanging="480"/>
+      </w:pPr>
+    </w:lvl>
+    <w:lvl w:ilvl="5">
+      <w:numFmt w:val="bullet"/>
+      <w:lvlText w:val="–"/>
+      <w:lvlJc w:val="left"/>
+      <w:pPr>
+        <w:ind w:left="4320" w:hanging="480"/>
+      </w:pPr>
+    </w:lvl>
+    <w:lvl w:ilvl="6">
+      <w:numFmt w:val="bullet"/>
+      <w:lvlText w:val="•"/>
+      <w:lvlJc w:val="left"/>
+      <w:pPr>
+        <w:ind w:left="5040" w:hanging="480"/>
+      </w:pPr>
+    </w:lvl>
+    <w:lvl w:ilvl="7">
+      <w:numFmt w:val="bullet"/>
+      <w:lvlText w:val="–"/>
+      <w:lvlJc w:val="left"/>
+      <w:pPr>
+        <w:ind w:left="5760" w:hanging="480"/>
+      </w:pPr>
+    </w:lvl>
+    <w:lvl w:ilvl="8">
+      <w:numFmt w:val="bullet"/>
+      <w:lvlText w:val="•"/>
       <w:lvlJc w:val="left"/>
       <w:pPr>
         <w:ind w:left="6480" w:hanging="480"/>
@@ -3815,6 +4095,39 @@
     </w:lvlOverride>
   </w:num>
   <w:num w:numId="1003">
+    <w:abstractNumId w:val="99411"/>
+    <w:lvlOverride w:ilvl="0">
+      <w:startOverride w:val="1"/>
+    </w:lvlOverride>
+    <w:lvlOverride w:ilvl="1">
+      <w:startOverride w:val="1"/>
+    </w:lvlOverride>
+    <w:lvlOverride w:ilvl="2">
+      <w:startOverride w:val="1"/>
+    </w:lvlOverride>
+    <w:lvlOverride w:ilvl="3">
+      <w:startOverride w:val="1"/>
+    </w:lvlOverride>
+    <w:lvlOverride w:ilvl="4">
+      <w:startOverride w:val="1"/>
+    </w:lvlOverride>
+    <w:lvlOverride w:ilvl="5">
+      <w:startOverride w:val="1"/>
+    </w:lvlOverride>
+    <w:lvlOverride w:ilvl="6">
+      <w:startOverride w:val="1"/>
+    </w:lvlOverride>
+    <w:lvlOverride w:ilvl="7">
+      <w:startOverride w:val="1"/>
+    </w:lvlOverride>
+    <w:lvlOverride w:ilvl="8">
+      <w:startOverride w:val="1"/>
+    </w:lvlOverride>
+  </w:num>
+  <w:num w:numId="1004">
+    <w:abstractNumId w:val="991"/>
+  </w:num>
+  <w:num w:numId="1005">
     <w:abstractNumId w:val="99411"/>
     <w:lvlOverride w:ilvl="0">
       <w:startOverride w:val="1"/>
